--- a/example_articles/states/New Hampshire/6.states_New Hampshire_Other_publisher.docx
+++ b/example_articles/states/New Hampshire/6.states_New Hampshire_Other_publisher.docx
@@ -27,17 +27,17 @@
     </w:p>
     <w:p>
       <w:r>
-        <w:t>Source File: Other publishers/Files (500) (24).DOCX</w:t>
+        <w:t>Source file: Other publishers/Files (500) (24).DOCX</w:t>
       </w:r>
     </w:p>
     <w:p>
       <w:r>
-        <w:t>Raw locations result: ['New Hampshire']</w:t>
+        <w:t>Raw locations result, 'locations': ['New Hampshire']</w:t>
       </w:r>
     </w:p>
     <w:p>
       <w:r>
-        <w:t>states_stand_flat (Standardized): New Hampshire</w:t>
+        <w:t>Standardized locations result, 'states_stand_flat': New Hampshire</w:t>
       </w:r>
     </w:p>
     <w:p>

--- a/example_articles/states/New Hampshire/6.states_New Hampshire_Other_publisher.docx
+++ b/example_articles/states/New Hampshire/6.states_New Hampshire_Other_publisher.docx
@@ -7,7 +7,7 @@
         <w:pStyle w:val="Heading1"/>
       </w:pPr>
       <w:r>
-        <w:t>FILMMAKER FLIPPED HER LID OVER TUPPERWARE BY ROB OWEN</w:t>
+        <w:t>Buchanan stuns Dole</w:t>
       </w:r>
     </w:p>
     <w:p>
@@ -17,17 +17,17 @@
     </w:p>
     <w:p>
       <w:r>
-        <w:t>Date: 2004-02-08</w:t>
+        <w:t>Date: 1996-02-21</w:t>
       </w:r>
     </w:p>
     <w:p>
       <w:r>
-        <w:t>Section: FOOD,</w:t>
+        <w:t>Section: NATIONAL,</w:t>
       </w:r>
     </w:p>
     <w:p>
       <w:r>
-        <w:t>Source file: Other publishers/Files (500) (24).DOCX</w:t>
+        <w:t>Source file: Other publishers/Files (500) (30).DOCX</w:t>
       </w:r>
     </w:p>
     <w:p>
@@ -49,57 +49,127 @@
     </w:p>
     <w:p>
       <w:r>
-        <w:t>Behind every burping bowl, there's a story.      But who knew Tupperware</w:t>
+        <w:t>In a stunning rebuff to the Republican establishment, Pat Buchanan won the New Hampshire primary last night, battling to a narrow lead in an extraordinarily tight three-man race.</w:t>
         <w:br/>
-        <w:t>had such a rich history? Certainly not filmmaker Laurie Kahn-Leavitt. Until now, the Tupperware story was long forgotten, sealed as tight as one of the company's trademark containers.</w:t>
+        <w:t>The results mean that a nomination battle that once had been expected to be a slam dunk for Senate Republican leader Bob Dole now shapes up as a protracted, unpredictable struggle.</w:t>
         <w:br/>
-        <w:t xml:space="preserve"> Kahn-Leavitt previously made "A Midwife's Tale," based on the diary of an 18th-century midwife in Maine. She stumbled onto the Tupperware story while researching a film on plastics.</w:t>
+        <w:t>With 89 percent of the primary precincts counted, Buchanan was leading, with 27 percent; Dole was right behind him, with 26 percent; and former Tennessee Gov. Lamar Alexander was a close third, with 23 percent. Publishing magnate Steve Forbes was a distant fourth, with 12 percent.</w:t>
         <w:br/>
-        <w:t>"It's not just funny and kitschy; it's a really meaty, complicated kind of story," she said in a recent phone interview.</w:t>
+        <w:t>Among the also-rans, Sen. Richard Lugar of Indiana had 5 percent; political commentator Alan Keyes, 3 percent; business executive Morry Taylor, 1 percent; and Rep. Robert Dornan of California, less than 1 percent.</w:t>
         <w:br/>
-        <w:t xml:space="preserve"> Complicated because it's not just the history of a famous product and its reclusive inventor. Tupperware also marked an important point of entry for women in the American work force. Not only was marketing maven and face-of-the-company Brownie Wise an unlikely corporate leader for the era, but the sales force of primarily women that she encouraged, nurtured and molded broke new ground for women in business.</w:t>
+        <w:t>''The people of New Hampshire voted their hopes not their fears,'' said Buchanan, a former CNN and newspaper political commentator, addressing his cheering supporters shortly before 9:30 p.m.</w:t>
         <w:br/>
-        <w:t xml:space="preserve"> Kahn-Leavitt's "Tupperware!" airs tomorrow as part of PBS's "American Experience" series and tells the story of Tupperware inventor Earl Silas Tupper and Wise, whose home parties made the product a hit. Kahn-Leavitt said Tupper was initially resistant to making Wise the face of the company, not because he wanted the spotlight, but because he thought the product was good enough to sell itself.</w:t>
+        <w:t>''This is not a victory for a man. This is a victory for a cause, (it's a) victory for a brand new bold conservatism -- a conservatism that gives voice to the voiceless, which speaks up for the right to life of the innocent unborn, … a conservatism that looks out for the working men and women of this country whose jobs have been sacrificed on the altars of a trade deal done for the benefit of trans-national corporations who have no loyalty to our country.''</w:t>
         <w:br/>
-        <w:t xml:space="preserve"> "It's a good product, but I think the company took off and succeeded because it was offering something to working-class woman that no one else was offering them," Kahn-Leavitt said. "They could control their own hours, they could do it out of their own houses. In the period there was pressure for women not to work, but they could say to their husbands, 'Don't worry, I'm just having parties.' It wasn't threatening to them."</w:t>
+        <w:t>Alexander could also boast of a strong showing in a contest that confounded expectations about the nomination battle.</w:t>
         <w:br/>
-        <w:t xml:space="preserve"> Mary Siriani, who was a Tupperware distributor with her husband, Frank, said some women tried to placate their husbands by using the first $15 they earned selling Tupperware to buy their husbands a gift.</w:t>
+        <w:t>But even as Buchanan was proclaiming his triumph -- and after the major TV networks had declared Buchanan the winner -- the tally tightened through the evening, and the Dole camp was not ready to concede defeat. New Hampshire Sen. Judd Gregg, a key Dole supporter, insisted that the contest was so close that its outcome might not be determined until all the absentee ballots were counted.</w:t>
         <w:br/>
-        <w:t xml:space="preserve"> "You'd wrap it up pretty and put it on the dinner table, and he'd come home for supper and you let him be the first one to get a gift," Mary said.</w:t>
+        <w:t>Bill Lacy, Dole's deputy campaign manager, insisted that a disappointing showing in the Granite State wouldn't be fatal to the majority leader. He contended that Buchanan's iconoclastic positions would make him unacceptable to mainstream Republicans.</w:t>
         <w:br/>
-        <w:t xml:space="preserve"> For many women of the era, Tupperware offered new opportunities.</w:t>
+        <w:t>Lacy also noted: ''Alexander lacks the money and organization to continue to challenge Dole as an alternative to last night's apparent winner. Alexander didn't even get on the ballot in New York; he's not on the ballot in Pennsylvania. Those two states combined are roughly the equivalent, in terms of delegates, of California.''</w:t>
         <w:br/>
-        <w:t xml:space="preserve"> "It was a step up in the world for somebody with no college education and not many prospects in life," Kahn-Leavitt said. "Suddenly, they were the Tupperware Lady of their neighborhood, and Brownie taught them how to dress better, how to speak well in public. It was definitely upwardly mobile."</w:t>
+        <w:t>One of the tightest races in the four decades in which New Hampshire has served as a gate-keeper to the nomination process came on the strength of a record GOP turnout, a development that wasn't supposed to work to Buchanan's advantage. Conventional wisdom going into the balloting had been that he would benefit most from a smaller turnout because of his supposedly limited corps of committed supporters.</w:t>
         <w:br/>
-        <w:t xml:space="preserve"> The Sirianis became Tupperware distributors in Peekskill, N.Y., in the 1950s. She was 24 years old, he was 26. Prior to that, both worked in a General Motors factory and Frank ran a luncheonette in a bowling alley.</w:t>
+        <w:t>But that turnout probably had more to do with new voting rules that let voters register at the polls than to enthusiasm for the candidates. Voters have protested the sour, testy dialogue that dominated the race's final days.</w:t>
         <w:br/>
-        <w:t xml:space="preserve"> A relative introduced Frank to Tupperware, and he was impressed. It kept his luncheonette salads fresher than any other containers. He began hawking Tupperware first but, "before you know it, Mary was much better than me. She could demonstrate me up and down, backwards and forwards," Frank said by phone last month.</w:t>
+        <w:t>Never before last night had three candidates been so closely bunched in a New Hampshire finish. The slimmest margin of victory in any previous Republican primary came 20 years ago, when Ronald Reagan lost to incumbent President Gerald Ford by 1.4 percent of the ballots cast. But Reagan went on to win the nomination.</w:t>
         <w:br/>
-        <w:t xml:space="preserve"> "We talked about our own experience with Tupperware. All you had to do is tell them how you used it in your kitchen and what benefits you received from the product," Mary said from the Sirianis' home in Sarasota, Fla.</w:t>
+        <w:t>The stage for last night's photo finish was set last week, when Buchanan nearly overtook Dole in Iowa's voting and Alexander emerged from single digits to a surprising third-place finish.</w:t>
         <w:br/>
-        <w:t xml:space="preserve"> Mary attended her first seminar led by Wise at Tupperware headquarters in Orlando, Fla., in 1953</w:t>
+        <w:t>In Iowa, where conservative Christian activists are a fixture in the Republican establishment, it was Buchanan's conservative stand on social issues such as abortion that attracted the most attention.</w:t>
         <w:br/>
-        <w:t xml:space="preserve"> "I'm looking at this lady, and everyone had hats, suits and gloves on, they were all dressed to the nines," Mary recalled. "She served punch and tea sandwiches and introduced herself to everyone like it was an open house."</w:t>
+        <w:t>But as the race moved east, Buchanan sustained his momentum by appealing to many voters' sense of economic insecurity. He acknowledged that his brand of working-class Republicanism was at odds with the big-business agenda traditionally associated with the party.</w:t>
         <w:br/>
-        <w:t xml:space="preserve"> Wise and company introduced new Tupperware products to the recruits and offered training in how to properly demonstrate them at parties back home.</w:t>
+        <w:t>Dole and other Republicans have scoffed at Buchanan's policies, claiming they are so extreme and polarizing that Buchanan can't beat Clinton in the fall. Buchanan scoffs at that critique, declaring that his ''new conservatism of the heart'' gives him the broadest potential appeal of any Republican candidate.</w:t>
         <w:br/>
-        <w:t xml:space="preserve"> "It was an inspiring day. I didn't sleep at all that night," Mary said. "I was so excited about the new items that came out. I couldn't wait to get home and tell people there were new items. [Wise] moved me, OK? She was a great inspiration."</w:t>
+        <w:t>''I can bring the (Ross) Perot voters home, … I can bring the Reagan Democrats on social issues. Those fellows can't do it,'' he said last week.</w:t>
         <w:br/>
-        <w:t xml:space="preserve"> Frank was impressed by Wise's motivation techniques -- recognizing top salespeople in newsletters, giving a gift to top sellers at sales meetings.</w:t>
+        <w:t>While no other Republican embraced Buchanan's denunciations of the GATT and NAFTA free-trade accords, most -- in one way or another -- addressed anxieties about a changing economy.</w:t>
         <w:br/>
-        <w:t xml:space="preserve"> "More than a gift, these women would much prefer the recognition and the applause they'd get from their peers," he said.</w:t>
+        <w:t>Alexander proclaiming his was the candidacy of ''new ideas,'' called for major shifts of programs from Washington to local governments and private institutions. He would privatize welfare by distributing states' block grants through private charities. He also called for a new armed forces branch to police the nation's borders and for transforming Congress to a part-time legislature with reduced salaries.</w:t>
         <w:br/>
-        <w:t xml:space="preserve"> Despite Wise's less than amicable split from Tupper and Tupperware in 1958, none of her disciples left Tupperware to follow her. Frank Siriani thinks he knows why.</w:t>
+        <w:t>Yet Alexander's chief appeal in New Hampshire appeared to be as a Washington outsider without the extremist baggage that many moderate Republicans saw in Buchanan.</w:t>
         <w:br/>
-        <w:t xml:space="preserve"> "We had no loyalty to Earl Tupper, but we had loyalty to the product, which was bigger than Earl Tupper," Frank said. "The product was the powerful thing that held everything together. … We loved that product so much. Honestly, we did. We were all imbued with this wonderful product. It was amazing for its time."</w:t>
+        <w:t>Forbes said he would remain in the nomination battle despite his fourth-place finish. ''If this had been held three weeks ago, Forbes would have won,'' said Republican state Rep. Robert Scott. ''It's amazing; he's sunk like a rock.''</w:t>
         <w:br/>
-        <w:t xml:space="preserve"> Because of the "Tupperware" documentary, movie studios are circling with plans to turn the story of Wise into a feature film. Kahn-Leavitt will be on board as a producer and script consultant.</w:t>
+        <w:t>Dole planned to go on to North and South Dakota, which hold primaries next week. Both Alexander and Buchanan were heading south to campaign in South Carolina and Georgia.</w:t>
+        <w:br/>
+        <w:t>Much has been made of the vast increase in TV advertising in this contest, but those who would uphold the state's reputations for retail politics could point to the fact that the three candidates so closely bunched at the front were also the candidates with the strongest grass-roots organizations.</w:t>
+        <w:br/>
+        <w:t>Buchanan had the intensely committed support of groups including abortion opponents, Christian conservatives and gun owners.</w:t>
+        <w:br/>
+        <w:t>Alexander's ground troops were led by local political veterans who started organizing more than a year ago. Dole's local network was headed by popular Gov. Steve Merrill, who conferred a built-in organization on the majority leader.</w:t>
+        <w:br/>
+        <w:t xml:space="preserve"> </w:t>
+        <w:br/>
+        <w:t>How New Hampshire voted</w:t>
+        <w:br/>
+        <w:t>Findings from a poll of 2,556 voters as they left the New Hampshire Republican presidential primary Tuesday:</w:t>
+        <w:br/>
+        <w:t>-- Pat Buchanan got much of his support from strong conservatives and abortion foes. One in four voters said the most important quality in a candidate is ''he stands up for what he believes in,'' and half of them voted for Buchanan. He fared best among voters who are not college graduates and those whose 1995 family incomes were $ 30,000 to $ 50,000.</w:t>
+        <w:br/>
+        <w:t>-- Bob Dole won half the votes among the 15 percent who said the federal budget deficit is the top issue. About as many voters said beating President Clinton is the most important quality in a candidate, and Dole won among them, too. He fared best among the oldest and wealthiest voters and those who called themselves somewhat conservative.</w:t>
+        <w:br/>
+        <w:t>-- Lamar Alexander did best among moderates and appeared to have an edge among the one third of primary voters who called themselves independents. He was close behind Dole among those who said beating Clinton is most important, and he got 36 percent among the one in seven who said the top candidate quality is that ''he has a vision for the future.''</w:t>
+        <w:br/>
+        <w:t>-- Steve Forbes won 33 percent among the one in five voters who cited taxes as the top issue, and 29 percent of those who said vision is a top candidate quality.</w:t>
+        <w:br/>
+        <w:t xml:space="preserve"> </w:t>
+        <w:br/>
+        <w:t>Reasons for the outcome</w:t>
+        <w:br/>
+        <w:t>DOLE DEFECTORS: Nearly one in four GOP primary voters said they had supported Dole at some time this year but voted for someone else. Alexander got four in 10 of the Dole defectors, Buchanan three in 10.</w:t>
+        <w:br/>
+        <w:t>DOLE'S AGE: A third said it would hurt him in serving as president, and that hurt him in the primary -- he got just 6 percent of that group. Dole is 72.</w:t>
+        <w:br/>
+        <w:t>IDEOLOGY: A more moderate electorate than in the Iowa caucuses on Feb. 12, and that apparently helped Alexander and Dole. In Iowa, 34 percent of caucus-goers called themselves very conservative, 41 percent somewhat conservative and 21 percent moderate, and the rightward tilt worked in Buchanan's favor. On Tuesday, 16 percent said they were very conservative, 39 percent somewhat conservative and 36 percent moderate. Alexander won a third of the moderate vote in New Hampshire, with Dole not far behind; all three shared the somewhat conservative vote pretty evenly; and 53 percent of the very conservative favored Buchanan.</w:t>
+        <w:br/>
+        <w:t>RELIGIOUS RIGHT: Christian conservatives made up 35 percent of Iowa caucus-goers but only 17 percent in the New Hampshire GOP primary. Buchanan got half their votes; Alexander and Dole edged him out among the eight in 10 who did not call themselves part of the religious right. Buchanan did even worse, just 14 percent, among the 54 percent who said they have an unfavorable opinion of the religious right.</w:t>
+        <w:br/>
+        <w:t>ABORTION: Two thirds said the Republican Party platform should not support a constitutional amendment banning abortion, and Dole and Alexander did best among that group. Among those who support an anti-abortion plank, half voted for Buchanan.</w:t>
+        <w:br/>
+        <w:t>PARTY IDENTIFICATION: A third of GOP primary voters said they usually think of themselves as independents, and Alexander had an edge over Buchanan among them, with Forbes and Dole trailing. Asked how they are registered, two-thirds of GOP primary voters said as Republicans, 26 percent as undeclared and 6 percent said they registered Tuesday, as allowed under a new state law.</w:t>
+        <w:br/>
+        <w:t>ATTACK ADS: Two thirds of voters said the candidates' ads were attacks on other candidates and didn't address issues.</w:t>
+        <w:br/>
+        <w:t>AND IN THE DEMOCRATIC PRIMARY: President Clinton, predictably, got an extremely high job approval rating -- 85 percent -- among voters in a primary where he had no serious opposition. Asked how Hillary Rodham Clinton is handling her role as first lady, 78 percent approved. Twelve percent of Democratic primary voters described themselves as very liberal, 33 percent somewhat liberal, 45 percent moderate, 10 percent somewhat conservative and 2 percent very conservative. Ten percent said Clinton is too liberal, 9 percent deemed him too conservative.</w:t>
+        <w:br/>
+        <w:t xml:space="preserve"> </w:t>
+        <w:br/>
+        <w:t>Tight races of the past</w:t>
+        <w:br/>
+        <w:t>Closest Republican finishes in the New Hampshire presidential primary:</w:t>
+        <w:br/>
+        <w:t>1964</w:t>
+        <w:br/>
+        <w:t>CANDIDATE.........… VOTES… PCT.</w:t>
+        <w:br/>
+        <w:t>Henry Cabot Lodge.… 33,007… 35.5</w:t>
+        <w:br/>
+        <w:t>Barry Goldwater...… 20,692… 22.3</w:t>
+        <w:br/>
+        <w:t>Nelson Rockefeller… 19,504… 21.0</w:t>
+        <w:br/>
+        <w:t>1976</w:t>
+        <w:br/>
+        <w:t>Gerald Ford.......… 55,156… 49.4</w:t>
+        <w:br/>
+        <w:t>Ronald Reagan.....… 53,569… 48.0</w:t>
+        <w:br/>
+        <w:t>1988</w:t>
+        <w:br/>
+        <w:t>George Bush.......… 59,290… 37.6</w:t>
+        <w:br/>
+        <w:t>Bob Dole..........… 44,797… 28.4</w:t>
         <w:br/>
         <w:br/>
-        <w:t>Notes</w:t>
+        <w:t>Graphic</w:t>
         <w:br/>
         <w:br/>
-        <w:t>Post-Gazette TV editor Rob Owen can be reached at rowen@post-gazette.com or 412-263-2582. Submit questions about TV to  www.post-gazette.com/tv under TV Q&amp;A.</w:t>
+        <w:t xml:space="preserve"> </w:t>
+        <w:br/>
+        <w:t>PHOTO (6), INFORMATIONAL GRAPHIC:, INFORMATIONAL GRAPHIC: Exit poll conducted by Voter News Service, a consortium of The Associated Press, ABC, CBS, CNN and NBC. For sample of 2,556 voters, margin of error is plus or minus 2.5 percentage points.; Kerry Johnson/Post-Gazette: (How New Hampshire voted) (Reasons for the outcome) (Tight races of the past); PHOTO: Pat Buchanan; PHOTO: Bob Dole; PHOTO: Lamar Alexander; PHOTO: Steve Forbes; PHOTO: Doug Mills/Associated Press: Sen. Bob Dole speaks at a campaign party last night in Manchester, N.H., after the results came in.; PHOTO: Eric Draper/Associated Press: Pat Buchanan, with his wife, Shelley, whoops it up in his hotel room in Manchester after early television results declared him the winner in New Hampshire.</w:t>
       </w:r>
     </w:p>
     <w:sectPr>

--- a/example_articles/states/New Hampshire/6.states_New Hampshire_Other_publisher.docx
+++ b/example_articles/states/New Hampshire/6.states_New Hampshire_Other_publisher.docx
@@ -7,7 +7,7 @@
         <w:pStyle w:val="Heading1"/>
       </w:pPr>
       <w:r>
-        <w:t>Buchanan stuns Dole</w:t>
+        <w:t>DESPITE LOSS, BRADLEY WILL HOLD TO HIS CAMPAIGN STYLE STICKING TO THE HIGH ROAD, NO MATTER WHERE IT LEADS.</w:t>
       </w:r>
     </w:p>
     <w:p>
@@ -17,17 +17,17 @@
     </w:p>
     <w:p>
       <w:r>
-        <w:t>Date: 1996-02-21</w:t>
+        <w:t>Date: 2000-01-26</w:t>
       </w:r>
     </w:p>
     <w:p>
       <w:r>
-        <w:t>Section: NATIONAL,</w:t>
+        <w:t>Section: NATIONAL; Pg. A01</w:t>
       </w:r>
     </w:p>
     <w:p>
       <w:r>
-        <w:t>Source file: Other publishers/Files (500) (30).DOCX</w:t>
+        <w:t>Source file: Other publishers/Files (500) (29).DOCX</w:t>
       </w:r>
     </w:p>
     <w:p>
@@ -49,127 +49,59 @@
     </w:p>
     <w:p>
       <w:r>
-        <w:t>In a stunning rebuff to the Republican establishment, Pat Buchanan won the New Hampshire primary last night, battling to a narrow lead in an extraordinarily tight three-man race.</w:t>
+        <w:t>Fresh from his Iowa whipping at the hands of Al Gore, and beset with evidence that his dream of a New Hampshire primary victory may be in peril, Bill Bradley indicated yesterday what he wants to do differently to revive his fortunes over the next seven days:</w:t>
         <w:br/>
-        <w:t>The results mean that a nomination battle that once had been expected to be a slam dunk for Senate Republican leader Bob Dole now shapes up as a protracted, unpredictable struggle.</w:t>
+        <w:t>Essentially, nothing.</w:t>
         <w:br/>
-        <w:t>With 89 percent of the primary precincts counted, Buchanan was leading, with 27 percent; Dole was right behind him, with 26 percent; and former Tennessee Gov. Lamar Alexander was a close third, with 23 percent. Publishing magnate Steve Forbes was a distant fourth, with 12 percent.</w:t>
+        <w:t>Neither rain, nor sleet, nor caucus defeat, can deter the Democratic challenger from traveling the high road toward judgment day on Feb. 1, when New Hampshire holds its primary. He won't chuck the game plan and write a new one; that's for the "politics as usual" candidates, like his rival Gore. He won't slug Gore, even though Gore is clearly scoring points by slugging him, because that's old-school politics - and he wants to usher in "a new day," in which "what you are for is more important than what you are against."</w:t>
         <w:br/>
-        <w:t>Among the also-rans, Sen. Richard Lugar of Indiana had 5 percent; political commentator Alan Keyes, 3 percent; business executive Morry Taylor, 1 percent; and Rep. Robert Dornan of California, less than 1 percent.</w:t>
+        <w:t>He is immersed in the most high-stakes fight of his 22-year career, and he thinks he can change the rules on the fly. Yet there are many in New Hampshire, including some admirers, who believe that Bradley is deluded, that he can't beat a wily vice president - someone who has apprenticed for seven years with one of the savviest practitioners of the era - by simply expecting that people will reward him for his virtue. As the old saying goes, politics ain't beanbag.</w:t>
         <w:br/>
-        <w:t>''The people of New Hampshire voted their hopes not their fears,'' said Buchanan, a former CNN and newspaper political commentator, addressing his cheering supporters shortly before 9:30 p.m.</w:t>
+        <w:t>But that's not how Bradley sees it. Yesterday morning, he faced a gymnasium packed to the rafters with raucous high school students, and he spoke to them about . . . Third World debt. And his diligent work on World Trade Organization issues during the early 1980s. And how he had worked for budget-deficit reduction back in 1981, which is before most of the students were conceived. All told, he went on like this for nearly an hour, a textbook case of how not to pander to one's audience.</w:t>
         <w:br/>
-        <w:t>''This is not a victory for a man. This is a victory for a cause, (it's a) victory for a brand new bold conservatism -- a conservatism that gives voice to the voiceless, which speaks up for the right to life of the innocent unborn, … a conservatism that looks out for the working men and women of this country whose jobs have been sacrificed on the altars of a trade deal done for the benefit of trans-national corporations who have no loyalty to our country.''</w:t>
+        <w:t>"My campaign," he declared, "is based on the radical premise that you can tell people what you believe - and win," and that attacking one's opponent is a lowly act. This is the essence of his risky campaign against the art of politics itself, as generally practiced over the last 200 years in America. But it remains to be seen whether his call for "new possibilities guided by goodness" is sufficiently inspiring to the Democratic die-hards who dominate the voting in presidential primaries.</w:t>
         <w:br/>
-        <w:t>Alexander could also boast of a strong showing in a contest that confounded expectations about the nomination battle.</w:t>
+        <w:t>The problem is, Bradley, who was leading in the New Hampshire polls, has lost considerable ground to Gore in the state over the last three weeks. He has not been able to answer the key question that Democrats here are asking: "Why change?" Why should they renounce the vice president and loyal servant of a Democratic administration that has presided over a period of unparalleled prosperity - notably in high-tech southern New Hampshire?</w:t>
         <w:br/>
-        <w:t>But even as Buchanan was proclaiming his triumph -- and after the major TV networks had declared Buchanan the winner -- the tally tightened through the evening, and the Dole camp was not ready to concede defeat. New Hampshire Sen. Judd Gregg, a key Dole supporter, insisted that the contest was so close that its outcome might not be determined until all the absentee ballots were counted.</w:t>
+        <w:t>He has been unable to close the sale because Gore has successfully defined him, fairly or not, as an ivory-tower elitist with risky ideas, especially on universal health care. And while analysts generally agree that Gore has sometimes played fast and loose with the facts, his attacks are working. This may be old-style politics, but it's effective - in part because Bradley has allowed it to happen. Hewing to his high road, Bradley has been content to complain about Gore's "distortions," but candidates don't often win by playing defense.</w:t>
         <w:br/>
-        <w:t>Bill Lacy, Dole's deputy campaign manager, insisted that a disappointing showing in the Granite State wouldn't be fatal to the majority leader. He contended that Buchanan's iconoclastic positions would make him unacceptable to mainstream Republicans.</w:t>
+        <w:t>And by sowing doubts about Bradley's health-care plan, Gore appears to have undercut a key pillar of the Bradley candidacy.</w:t>
         <w:br/>
-        <w:t>Lacy also noted: ''Alexander lacks the money and organization to continue to challenge Dole as an alternative to last night's apparent winner. Alexander didn't even get on the ballot in New York; he's not on the ballot in Pennsylvania. Those two states combined are roughly the equivalent, in terms of delegates, of California.''</w:t>
+        <w:t>Arnie Arnesen, a former Democratic gubernatorial candidate, and currently a radio talk-show host, is a Bradley sympathizer, but she was frustrated yesterday: "This is a campaign which doesn't understand that it's OK to fight. He never fights Gore on his own terms, he just keeps defending himself on Gore's terms. In all these debates over health care, he has never said: 'OK, Al, in the years since the Clinton-Gore administration lost the universal health-care battle, we now have more uninsured children than when Clinton got elected. Explain why.'</w:t>
         <w:br/>
-        <w:t>One of the tightest races in the four decades in which New Hampshire has served as a gate-keeper to the nomination process came on the strength of a record GOP turnout, a development that wasn't supposed to work to Buchanan's advantage. Conventional wisdom going into the balloting had been that he would benefit most from a smaller turnout because of his supposedly limited corps of committed supporters.</w:t>
+        <w:t>"Bradley doesn't change with the changing political environment. He doesn't become more stimulating; he doesn't become less stimulating. I just don't think he understands the lay of the land on which he has to fight. Sometimes I hear myself saying, 'My God, what is going on here?' "</w:t>
         <w:br/>
-        <w:t>But that turnout probably had more to do with new voting rules that let voters register at the polls than to enthusiasm for the candidates. Voters have protested the sour, testy dialogue that dominated the race's final days.</w:t>
+        <w:t>When asked about this yesterday, Bradley press secretary Eric Hauser said that no major adjustments were likely: "We've always tried to keep the campaign positive. For 14 months, this [candidacy] has been consistently about the future, and about where, in a political campaign, you want to put your energies. And since December of 1998, we've been very clear about our agenda, and the importance of taking advantage of this moment [in history]. That's what American greatness does."</w:t>
         <w:br/>
-        <w:t>Never before last night had three candidates been so closely bunched in a New Hampshire finish. The slimmest margin of victory in any previous Republican primary came 20 years ago, when Ronald Reagan lost to incumbent President Gerald Ford by 1.4 percent of the ballots cast. But Reagan went on to win the nomination.</w:t>
+        <w:t>Privately, a Bradley lieutenant put it this way: "To get into the mud with [Gore] is to damage the best thing we have - integrity and candor."</w:t>
         <w:br/>
-        <w:t>The stage for last night's photo finish was set last week, when Buchanan nearly overtook Dole in Iowa's voting and Alexander emerged from single digits to a surprising third-place finish.</w:t>
+        <w:t>In some circles, the Gore-Bradley rivalry is conjuring memories of the 1992 Democratic competition between Bill Clinton and Paul Tsongas. The parallels are striking - far beyond the fact that Tsongas' widow is currently appearing in a Bradley TV ad. Back in '92, Clinton, bidding for the loyalty of core Democratic constituencies, attacked the former Massachusetts senator mercilessly, charging that Tsongas' health-care ideas would endanger Medicare.</w:t>
         <w:br/>
-        <w:t>In Iowa, where conservative Christian activists are a fixture in the Republican establishment, it was Buchanan's conservative stand on social issues such as abortion that attracted the most attention.</w:t>
+        <w:t>Tsongas, who wanted to practice a new brand of politics, who painted himself as a truth-teller who would not stoop to pander, waxed indignant about Clinton's attacks. But he refused to fire back and put Clinton on the defensive.</w:t>
         <w:br/>
-        <w:t>But as the race moved east, Buchanan sustained his momentum by appealing to many voters' sense of economic insecurity. He acknowledged that his brand of working-class Republicanism was at odds with the big-business agenda traditionally associated with the party.</w:t>
+        <w:t>Clinton won the battle. And Gore is borrowing heavily from his boss' playbook.</w:t>
         <w:br/>
-        <w:t>Dole and other Republicans have scoffed at Buchanan's policies, claiming they are so extreme and polarizing that Buchanan can't beat Clinton in the fall. Buchanan scoffs at that critique, declaring that his ''new conservatism of the heart'' gives him the broadest potential appeal of any Republican candidate.</w:t>
+        <w:t>Joshua Micah Marshall, a liberal analyst and longtime Bradley-watcher, said yesterday: "There's a potential disconnect between running a highbrow, Tsongas-style campaign, and appealing to Democratic primary voters. A lot of those people are working-class, economically downscale, and minorities, and he can't get them by talking about high principles and campaign-finance reform."</w:t>
         <w:br/>
-        <w:t>''I can bring the (Ross) Perot voters home, … I can bring the Reagan Democrats on social issues. Those fellows can't do it,'' he said last week.</w:t>
+        <w:t>Dick Bennett, a nonpartisan pollster who has tracked the softening of Bradley's support in New Hampshire, said: "He has needed to go out and say, 'Here are two compelling reasons not to vote for Al Gore.' That may be 'negative,' but it works. And without doing that, Gore is now getting the benefit of the doubt. If Gore is generally acceptable, why change to Bradley? This campaign has revealed a real weakness about the guy, and voters see that."</w:t>
         <w:br/>
-        <w:t>While no other Republican embraced Buchanan's denunciations of the GATT and NAFTA free-trade accords, most -- in one way or another -- addressed anxieties about a changing economy.</w:t>
+        <w:t>Hauser, however, rejected any suggestion that voters were responding favorably to Gore's old-style politics: "It's early. It's very, very early for most voters. . . . And the vice president is a lot better-known. We started a year ago, being not very well-known." After New Hampshire, "we'll be out there very aggressively, and we'll make up ground simply because people will get to know him better. There's a long way to go."</w:t>
         <w:br/>
-        <w:t>Alexander proclaiming his was the candidacy of ''new ideas,'' called for major shifts of programs from Washington to local governments and private institutions. He would privatize welfare by distributing states' block grants through private charities. He also called for a new armed forces branch to police the nation's borders and for transforming Congress to a part-time legislature with reduced salaries.</w:t>
+        <w:t>Some of Bradley's surrogates, however, have gone on the offensive against Gore in recent days. Nebraska Sen. Bob Kerrey, who appeared here with Bradley yesterday, has skewered Gore directly for his role in the 1996 Democratic fund-raising scandal. Hauser denied that this was done at Bradley's direction: "Sen. Kerrey is going to say what's on his mind. He always has."</w:t>
         <w:br/>
-        <w:t>Yet Alexander's chief appeal in New Hampshire appeared to be as a Washington outsider without the extremist baggage that many moderate Republicans saw in Buchanan.</w:t>
+        <w:t>All told, Bradley may be in a tough position. Marshall explained: "When Gore goes negative, that's just Gore, the rowdy campaigner - and he scores against Bradley. But if Bradley does try to go negative in the final week of the primary, Gore will quickly brand him as a hypocrite."</w:t>
         <w:br/>
-        <w:t>Forbes said he would remain in the nomination battle despite his fourth-place finish. ''If this had been held three weeks ago, Forbes would have won,'' said Republican state Rep. Robert Scott. ''It's amazing; he's sunk like a rock.''</w:t>
+        <w:t>Despite these hurdles, Bradley could still win this primary, of course. But Arnesen is still worried: "It could be that Bradley is simply out of sync with the mood. He wants to elevate politics to a higher plane, right? But we're a country that forgave Clinton for lying about Monica. So I'm not sure we know what a higher plane is anymore."</w:t>
         <w:br/>
-        <w:t>Dole planned to go on to North and South Dakota, which hold primaries next week. Both Alexander and Buchanan were heading south to campaign in South Carolina and Georgia.</w:t>
+        <w:t>TONIGHT'S DEBATES Presidential candidates of both major parties will debate tonight in successive forums at the WMUR-TV studios in Manchester, N.H.</w:t>
         <w:br/>
-        <w:t>Much has been made of the vast increase in TV advertising in this contest, but those who would uphold the state's reputations for retail politics could point to the fact that the three candidates so closely bunched at the front were also the candidates with the strongest grass-roots organizations.</w:t>
-        <w:br/>
-        <w:t>Buchanan had the intensely committed support of groups including abortion opponents, Christian conservatives and gun owners.</w:t>
-        <w:br/>
-        <w:t>Alexander's ground troops were led by local political veterans who started organizing more than a year ago. Dole's local network was headed by popular Gov. Steve Merrill, who conferred a built-in organization on the majority leader.</w:t>
-        <w:br/>
-        <w:t xml:space="preserve"> </w:t>
-        <w:br/>
-        <w:t>How New Hampshire voted</w:t>
-        <w:br/>
-        <w:t>Findings from a poll of 2,556 voters as they left the New Hampshire Republican presidential primary Tuesday:</w:t>
-        <w:br/>
-        <w:t>-- Pat Buchanan got much of his support from strong conservatives and abortion foes. One in four voters said the most important quality in a candidate is ''he stands up for what he believes in,'' and half of them voted for Buchanan. He fared best among voters who are not college graduates and those whose 1995 family incomes were $ 30,000 to $ 50,000.</w:t>
-        <w:br/>
-        <w:t>-- Bob Dole won half the votes among the 15 percent who said the federal budget deficit is the top issue. About as many voters said beating President Clinton is the most important quality in a candidate, and Dole won among them, too. He fared best among the oldest and wealthiest voters and those who called themselves somewhat conservative.</w:t>
-        <w:br/>
-        <w:t>-- Lamar Alexander did best among moderates and appeared to have an edge among the one third of primary voters who called themselves independents. He was close behind Dole among those who said beating Clinton is most important, and he got 36 percent among the one in seven who said the top candidate quality is that ''he has a vision for the future.''</w:t>
-        <w:br/>
-        <w:t>-- Steve Forbes won 33 percent among the one in five voters who cited taxes as the top issue, and 29 percent of those who said vision is a top candidate quality.</w:t>
-        <w:br/>
-        <w:t xml:space="preserve"> </w:t>
-        <w:br/>
-        <w:t>Reasons for the outcome</w:t>
-        <w:br/>
-        <w:t>DOLE DEFECTORS: Nearly one in four GOP primary voters said they had supported Dole at some time this year but voted for someone else. Alexander got four in 10 of the Dole defectors, Buchanan three in 10.</w:t>
-        <w:br/>
-        <w:t>DOLE'S AGE: A third said it would hurt him in serving as president, and that hurt him in the primary -- he got just 6 percent of that group. Dole is 72.</w:t>
-        <w:br/>
-        <w:t>IDEOLOGY: A more moderate electorate than in the Iowa caucuses on Feb. 12, and that apparently helped Alexander and Dole. In Iowa, 34 percent of caucus-goers called themselves very conservative, 41 percent somewhat conservative and 21 percent moderate, and the rightward tilt worked in Buchanan's favor. On Tuesday, 16 percent said they were very conservative, 39 percent somewhat conservative and 36 percent moderate. Alexander won a third of the moderate vote in New Hampshire, with Dole not far behind; all three shared the somewhat conservative vote pretty evenly; and 53 percent of the very conservative favored Buchanan.</w:t>
-        <w:br/>
-        <w:t>RELIGIOUS RIGHT: Christian conservatives made up 35 percent of Iowa caucus-goers but only 17 percent in the New Hampshire GOP primary. Buchanan got half their votes; Alexander and Dole edged him out among the eight in 10 who did not call themselves part of the religious right. Buchanan did even worse, just 14 percent, among the 54 percent who said they have an unfavorable opinion of the religious right.</w:t>
-        <w:br/>
-        <w:t>ABORTION: Two thirds said the Republican Party platform should not support a constitutional amendment banning abortion, and Dole and Alexander did best among that group. Among those who support an anti-abortion plank, half voted for Buchanan.</w:t>
-        <w:br/>
-        <w:t>PARTY IDENTIFICATION: A third of GOP primary voters said they usually think of themselves as independents, and Alexander had an edge over Buchanan among them, with Forbes and Dole trailing. Asked how they are registered, two-thirds of GOP primary voters said as Republicans, 26 percent as undeclared and 6 percent said they registered Tuesday, as allowed under a new state law.</w:t>
-        <w:br/>
-        <w:t>ATTACK ADS: Two thirds of voters said the candidates' ads were attacks on other candidates and didn't address issues.</w:t>
-        <w:br/>
-        <w:t>AND IN THE DEMOCRATIC PRIMARY: President Clinton, predictably, got an extremely high job approval rating -- 85 percent -- among voters in a primary where he had no serious opposition. Asked how Hillary Rodham Clinton is handling her role as first lady, 78 percent approved. Twelve percent of Democratic primary voters described themselves as very liberal, 33 percent somewhat liberal, 45 percent moderate, 10 percent somewhat conservative and 2 percent very conservative. Ten percent said Clinton is too liberal, 9 percent deemed him too conservative.</w:t>
-        <w:br/>
-        <w:t xml:space="preserve"> </w:t>
-        <w:br/>
-        <w:t>Tight races of the past</w:t>
-        <w:br/>
-        <w:t>Closest Republican finishes in the New Hampshire presidential primary:</w:t>
-        <w:br/>
-        <w:t>1964</w:t>
-        <w:br/>
-        <w:t>CANDIDATE.........… VOTES… PCT.</w:t>
-        <w:br/>
-        <w:t>Henry Cabot Lodge.… 33,007… 35.5</w:t>
-        <w:br/>
-        <w:t>Barry Goldwater...… 20,692… 22.3</w:t>
-        <w:br/>
-        <w:t>Nelson Rockefeller… 19,504… 21.0</w:t>
-        <w:br/>
-        <w:t>1976</w:t>
-        <w:br/>
-        <w:t>Gerald Ford.......… 55,156… 49.4</w:t>
-        <w:br/>
-        <w:t>Ronald Reagan.....… 53,569… 48.0</w:t>
-        <w:br/>
-        <w:t>1988</w:t>
-        <w:br/>
-        <w:t>George Bush.......… 59,290… 37.6</w:t>
-        <w:br/>
-        <w:t>Bob Dole..........… 44,797… 28.4</w:t>
+        <w:t>The Republicans will debate from 7 to 8:30 p.m. The Democrats will follow from 9 to 10 p.m. CNN will broadcast the debates live.</w:t>
         <w:br/>
         <w:br/>
-        <w:t>Graphic</w:t>
+        <w:t>Notes</w:t>
         <w:br/>
         <w:br/>
-        <w:t xml:space="preserve"> </w:t>
-        <w:br/>
-        <w:t>PHOTO (6), INFORMATIONAL GRAPHIC:, INFORMATIONAL GRAPHIC: Exit poll conducted by Voter News Service, a consortium of The Associated Press, ABC, CBS, CNN and NBC. For sample of 2,556 voters, margin of error is plus or minus 2.5 percentage points.; Kerry Johnson/Post-Gazette: (How New Hampshire voted) (Reasons for the outcome) (Tight races of the past); PHOTO: Pat Buchanan; PHOTO: Bob Dole; PHOTO: Lamar Alexander; PHOTO: Steve Forbes; PHOTO: Doug Mills/Associated Press: Sen. Bob Dole speaks at a campaign party last night in Manchester, N.H., after the results came in.; PHOTO: Eric Draper/Associated Press: Pat Buchanan, with his wife, Shelley, whoops it up in his hotel room in Manchester after early television results declared him the winner in New Hampshire.</w:t>
+        <w:t>Campaign 2000</w:t>
       </w:r>
     </w:p>
     <w:sectPr>
